--- a/kyozai/math2-kimatsu/第3回_宿題_解答解説.docx
+++ b/kyozai/math2-kimatsu/第3回_宿題_解答解説.docx
@@ -316,6 +316,54 @@
           </w:p>
           <w:p>
             <w:pPr>
+              <w:spacing w:after="40" w:before="20"/>
+              <w:ind w:left="500"/>
+            </w:pPr>
+            <w:r>
+              <w:rPr>
+                <w:rFonts w:ascii="MS P明朝" w:cs="MS P明朝" w:eastAsia="MS P明朝" w:hAnsi="MS P明朝"/>
+                <w:sz w:val="21"/>
+                <w:szCs w:val="21"/>
+              </w:rPr>
+              <w:t xml:space="preserve">①は姉、②は妹の式。</w:t>
+            </w:r>
+            <m:oMath xmlns:m="http://schemas.openxmlformats.org/officeDocument/2006/math" xmlns:w="http://schemas.openxmlformats.org/wordprocessingml/2006/main">
+              <m:d>
+                <m:dPr>
+                  <m:begChr m:val="{"/>
+                  <m:endChr m:val=""/>
+                </m:dPr>
+                <m:e>
+                  <m:eqArr>
+                    <m:e>
+                      <m:r>
+                        <m:t xml:space="preserve">y=100x</m:t>
+                      </m:r>
+                      <m:r>
+                        <m:rPr>
+                          <m:sty m:val="p"/>
+                        </m:rPr>
+                        <m:t xml:space="preserve">　……①</m:t>
+                      </m:r>
+                    </m:e>
+                    <m:e>
+                      <m:r>
+                        <m:t xml:space="preserve">y=−50x+1500</m:t>
+                      </m:r>
+                      <m:r>
+                        <m:rPr>
+                          <m:sty m:val="p"/>
+                        </m:rPr>
+                        <m:t xml:space="preserve">　……②</m:t>
+                      </m:r>
+                    </m:e>
+                  </m:eqArr>
+                </m:e>
+              </m:d>
+            </m:oMath>
+          </w:p>
+          <w:p>
+            <w:pPr>
               <w:spacing w:after="10" w:before="0" w:line="300" w:lineRule="atLeast"/>
               <w:ind w:left="500" w:hanging="0"/>
             </w:pPr>
@@ -325,20 +373,7 @@
                 <w:sz w:val="21"/>
                 <w:szCs w:val="21"/>
               </w:rPr>
-              <w:t xml:space="preserve">姉の式は</w:t>
-            </w:r>
-            <m:oMath xmlns:m="http://schemas.openxmlformats.org/officeDocument/2006/math" xmlns:w="http://schemas.openxmlformats.org/wordprocessingml/2006/main">
-              <m:r>
-                <m:t xml:space="preserve">y=100x</m:t>
-              </m:r>
-            </m:oMath>
-            <w:r>
-              <w:rPr>
-                <w:rFonts w:ascii="MS P明朝" w:cs="MS P明朝" w:eastAsia="MS P明朝" w:hAnsi="MS P明朝"/>
-                <w:sz w:val="21"/>
-                <w:szCs w:val="21"/>
-              </w:rPr>
-              <w:t xml:space="preserve">。</w:t>
+              <w:t xml:space="preserve">①を②に代入。</w:t>
             </w:r>
             <m:oMath xmlns:m="http://schemas.openxmlformats.org/officeDocument/2006/math" xmlns:w="http://schemas.openxmlformats.org/wordprocessingml/2006/main">
               <m:r>
@@ -1375,12 +1410,68 @@
     </w:p>
     <w:p>
       <w:pPr>
+        <w:spacing w:after="40" w:before="20"/>
+        <w:ind w:left="500"/>
+      </w:pPr>
+      <w:r>
+        <w:rPr>
+          <w:rFonts w:ascii="MS P明朝" w:cs="MS P明朝" w:eastAsia="MS P明朝" w:hAnsi="MS P明朝"/>
+          <w:sz w:val="21"/>
+          <w:szCs w:val="21"/>
+        </w:rPr>
+        <w:t xml:space="preserve">①はA、②はBの式。</w:t>
+      </w:r>
+      <m:oMath xmlns:m="http://schemas.openxmlformats.org/officeDocument/2006/math" xmlns:w="http://schemas.openxmlformats.org/wordprocessingml/2006/main">
+        <m:d>
+          <m:dPr>
+            <m:begChr m:val="{"/>
+            <m:endChr m:val=""/>
+          </m:dPr>
+          <m:e>
+            <m:eqArr>
+              <m:e>
+                <m:r>
+                  <m:t xml:space="preserve">y=−2x+40</m:t>
+                </m:r>
+                <m:r>
+                  <m:rPr>
+                    <m:sty m:val="p"/>
+                  </m:rPr>
+                  <m:t xml:space="preserve">　……①</m:t>
+                </m:r>
+              </m:e>
+              <m:e>
+                <m:r>
+                  <m:t xml:space="preserve">y=3x</m:t>
+                </m:r>
+                <m:r>
+                  <m:rPr>
+                    <m:sty m:val="p"/>
+                  </m:rPr>
+                  <m:t xml:space="preserve">　……②</m:t>
+                </m:r>
+              </m:e>
+            </m:eqArr>
+          </m:e>
+        </m:d>
+      </m:oMath>
+    </w:p>
+    <w:p>
+      <w:pPr>
         <w:spacing w:after="10" w:before="0" w:line="300" w:lineRule="atLeast"/>
         <w:ind w:left="500" w:hanging="0"/>
       </w:pPr>
+      <w:r>
+        <w:rPr>
+          <w:rFonts w:ascii="MS P明朝" w:cs="MS P明朝" w:eastAsia="MS P明朝" w:hAnsi="MS P明朝"/>
+          <w:sz w:val="21"/>
+          <w:szCs w:val="21"/>
+        </w:rPr>
+        <w:t xml:space="preserve">②を①に代入。</w:t>
+      </w:r>
       <m:oMath xmlns:m="http://schemas.openxmlformats.org/officeDocument/2006/math" xmlns:w="http://schemas.openxmlformats.org/wordprocessingml/2006/main">
         <m:r>
-          <m:t xml:space="preserve">−2x+40=3x</m:t>
+          <m:t xml:space="preserve">3x=−2x+40</m:t>
         </m:r>
       </m:oMath>
       <w:r>
@@ -1393,7 +1484,7 @@
       </w:r>
       <m:oMath xmlns:m="http://schemas.openxmlformats.org/officeDocument/2006/math" xmlns:w="http://schemas.openxmlformats.org/wordprocessingml/2006/main">
         <m:r>
-          <m:t xml:space="preserve">−5x=−40</m:t>
+          <m:t xml:space="preserve">5x=40</m:t>
         </m:r>
       </m:oMath>
       <w:r>
